--- a/assets/evaluations/maths/Maths_P1_eleve_verrouillee.docx
+++ b/assets/evaluations/maths/Maths_P1_eleve_verrouillee.docx
@@ -11,7 +11,7 @@
           <w:b/>
           <w:sz w:val="36"/>
         </w:rPr>
-        <w:t>Évaluation de mathématiques CE2 — Période 1</w:t>
+        <w:t>Évaluation de mathématiques — Période 1</w:t>
       </w:r>
     </w:p>
     <w:p>
@@ -23,46 +23,36 @@
           <w:i/>
           <w:sz w:val="21"/>
         </w:rPr>
-        <w:t>Version verrouillée • 1 compétence = 1 code canonique • Sans note ni point</w:t>
+        <w:t>Une évaluation courte : 2 nouvelles compétences essentielles</w:t>
       </w:r>
     </w:p>
     <w:tbl>
       <w:tblPr>
+        <w:tblStyle w:val="TableGrid"/>
         <w:tblW w:type="auto" w:w="0"/>
         <w:jc w:val="center"/>
-        <w:tblLayout w:type="fixed"/>
         <w:tblLook w:firstColumn="1" w:firstRow="1" w:lastColumn="0" w:lastRow="0" w:noHBand="0" w:noVBand="1" w:val="04A0"/>
       </w:tblPr>
       <w:tblGrid>
         <w:gridCol w:w="5102"/>
-        <w:gridCol w:w="5102"/>
+        <w:gridCol w:w="3969"/>
       </w:tblGrid>
       <w:tr>
         <w:tc>
           <w:tcPr>
-            <w:tcW w:type="dxa" w:w="5270"/>
-            <w:tcMar>
-              <w:top w:w="100" w:type="dxa"/>
-              <w:start w:w="100" w:type="dxa"/>
-              <w:bottom w:w="100" w:type="dxa"/>
-              <w:end w:w="100" w:type="dxa"/>
-            </w:tcMar>
+            <w:tcW w:type="dxa" w:w="5213"/>
+            <w:vAlign w:val="center"/>
           </w:tcPr>
           <w:p>
             <w:r>
-              <w:t>Prénom : __________________________________</w:t>
+              <w:t>Prénom : ______________________________</w:t>
             </w:r>
           </w:p>
         </w:tc>
         <w:tc>
           <w:tcPr>
-            <w:tcW w:type="dxa" w:w="5270"/>
-            <w:tcMar>
-              <w:top w:w="100" w:type="dxa"/>
-              <w:start w:w="100" w:type="dxa"/>
-              <w:bottom w:w="100" w:type="dxa"/>
-              <w:end w:w="100" w:type="dxa"/>
-            </w:tcMar>
+            <w:tcW w:type="dxa" w:w="5213"/>
+            <w:vAlign w:val="center"/>
           </w:tcPr>
           <w:p>
             <w:r>
@@ -72,548 +62,95 @@
         </w:tc>
       </w:tr>
     </w:tbl>
+    <w:p/>
     <w:p>
-      <w:pPr>
-        <w:spacing w:after="40"/>
-      </w:pPr>
       <w:r>
         <w:rPr>
-          <w:b w:val="0"/>
+          <w:b/>
+          <w:sz w:val="26"/>
         </w:rPr>
-        <w:t>Les exercices sont regroupés par compétence. Le positionnement final est renseigné par l’enseignant à partir de cette trace et des autres observations du semestre.</w:t>
+        <w:t>1. Comprendre la question d’un problème</w:t>
       </w:r>
     </w:p>
     <w:p>
       <w:pPr>
-        <w:spacing w:before="140" w:after="60"/>
+        <w:spacing w:after="100"/>
       </w:pPr>
       <w:r>
-        <w:rPr>
-          <w:b/>
-          <w:sz w:val="23"/>
-        </w:rPr>
-        <w:t>NUM-P1-01 — Lire des nombres jusqu’à 10 000</w:t>
+        <w:t>Lis chaque problème. Écris seulement ce que l’on cherche, sans forcément faire le calcul.</w:t>
       </w:r>
     </w:p>
     <w:p>
       <w:pPr>
-        <w:spacing w:after="40"/>
+        <w:spacing w:after="80"/>
       </w:pPr>
       <w:r>
-        <w:rPr>
-          <w:b w:val="0"/>
-        </w:rPr>
-        <w:t>Lis à voix haute à l’enseignant : 408 ; 2 075 ; 6 390 ; 9 004 ; 10 000.</w:t>
+        <w:t>Lina possède 28 images. Son ami lui en donne 15. Combien d’images Lina possède-t-elle maintenant ?</w:t>
       </w:r>
     </w:p>
     <w:p>
       <w:pPr>
-        <w:spacing w:before="140" w:after="60"/>
+        <w:spacing w:after="200"/>
       </w:pPr>
       <w:r>
-        <w:rPr>
-          <w:b/>
-          <w:sz w:val="23"/>
-        </w:rPr>
-        <w:t>NUM-P1-02 — Écrire des nombres jusqu’à 10 000</w:t>
+        <w:t>Je cherche : ________________________________________________</w:t>
       </w:r>
     </w:p>
     <w:p>
       <w:pPr>
-        <w:spacing w:after="40"/>
+        <w:spacing w:after="80"/>
       </w:pPr>
       <w:r>
-        <w:rPr>
-          <w:b w:val="0"/>
-        </w:rPr>
-        <w:t>Écris en chiffres :</w:t>
+        <w:t>Dans une classe, il y a 13 filles et 11 garçons. Combien y a-t-il d’élèves en tout ?</w:t>
       </w:r>
     </w:p>
     <w:p>
       <w:pPr>
-        <w:spacing w:after="40"/>
+        <w:spacing w:after="200"/>
       </w:pPr>
       <w:r>
+        <w:t>Je cherche : ________________________________________________</w:t>
+      </w:r>
+    </w:p>
+    <w:p>
+      <w:r>
         <w:rPr>
-          <w:b w:val="0"/>
+          <w:b/>
+          <w:sz w:val="26"/>
         </w:rPr>
-        <w:t>deux-mille-quarante-sept : __________    six-mille-trois-cent-douze : __________    neuf-mille-neuf : __________</w:t>
+        <w:t>2. Poser une addition</w:t>
       </w:r>
     </w:p>
     <w:p>
       <w:pPr>
-        <w:spacing w:before="140" w:after="60"/>
+        <w:spacing w:after="100"/>
       </w:pPr>
       <w:r>
-        <w:rPr>
-          <w:b/>
-          <w:sz w:val="23"/>
-        </w:rPr>
-        <w:t>NUM-P1-03 — Décomposer un nombre</w:t>
-      </w:r>
-    </w:p>
-    <w:p>
-      <w:pPr>
-        <w:spacing w:after="40"/>
-      </w:pPr>
-      <w:r>
-        <w:rPr>
-          <w:b w:val="0"/>
-        </w:rPr>
-        <w:t>Décompose : 4 263 = __________________________________    7 008 = __________________________________</w:t>
-      </w:r>
-    </w:p>
-    <w:p>
-      <w:pPr>
-        <w:spacing w:after="40"/>
-      </w:pPr>
-      <w:r>
-        <w:rPr>
-          <w:b w:val="0"/>
-        </w:rPr>
-        <w:t>9 540 = __________________________________</w:t>
-      </w:r>
-    </w:p>
-    <w:p>
-      <w:pPr>
-        <w:spacing w:before="140" w:after="60"/>
-      </w:pPr>
-      <w:r>
-        <w:rPr>
-          <w:b/>
-          <w:sz w:val="23"/>
-        </w:rPr>
-        <w:t>NUM-P1-04 — Comparer deux nombres</w:t>
-      </w:r>
-    </w:p>
-    <w:p>
-      <w:pPr>
-        <w:spacing w:after="40"/>
-      </w:pPr>
-      <w:r>
-        <w:rPr>
-          <w:b w:val="0"/>
-        </w:rPr>
-        <w:t>Complète avec &lt;, &gt; ou = :   4 058 ___ 4 085     7 020 ___ 6 999     8 300 ___ 8 300     9 596 ___ 9 605</w:t>
-      </w:r>
-    </w:p>
-    <w:p>
-      <w:pPr>
-        <w:spacing w:before="140" w:after="60"/>
-      </w:pPr>
-      <w:r>
-        <w:rPr>
-          <w:b/>
-          <w:sz w:val="23"/>
-        </w:rPr>
-        <w:t>NUM-P1-05 — Encadrer un nombre</w:t>
-      </w:r>
-    </w:p>
-    <w:p>
-      <w:pPr>
-        <w:spacing w:after="40"/>
-      </w:pPr>
-      <w:r>
-        <w:rPr>
-          <w:b w:val="0"/>
-        </w:rPr>
-        <w:t>Encadre 3 347 entre deux dizaines consécutives : __________________________________</w:t>
-      </w:r>
-    </w:p>
-    <w:p>
-      <w:pPr>
-        <w:spacing w:after="40"/>
-      </w:pPr>
-      <w:r>
-        <w:rPr>
-          <w:b w:val="0"/>
-        </w:rPr>
-        <w:t>Encadre 3 347 entre deux centaines consécutives : _________________________________</w:t>
-      </w:r>
-    </w:p>
-    <w:p>
-      <w:pPr>
-        <w:spacing w:before="140" w:after="60"/>
-      </w:pPr>
-      <w:r>
-        <w:rPr>
-          <w:b/>
-          <w:sz w:val="23"/>
-        </w:rPr>
-        <w:t>FRA-P1-01 — Représenter une fraction simple</w:t>
-      </w:r>
-    </w:p>
-    <w:p>
-      <w:pPr>
-        <w:spacing w:after="40"/>
-      </w:pPr>
-      <w:r>
-        <w:rPr>
-          <w:b w:val="0"/>
-        </w:rPr>
-        <w:t>Colorie 1/2 de la première bande et 1/3 de la seconde. Les parts doivent être égales.</w:t>
+        <w:t>Pose puis calcule les additions.</w:t>
       </w:r>
     </w:p>
     <w:tbl>
       <w:tblPr>
+        <w:tblStyle w:val="TableGrid"/>
         <w:tblW w:type="auto" w:w="0"/>
         <w:jc w:val="center"/>
         <w:tblLook w:firstColumn="1" w:firstRow="1" w:lastColumn="0" w:lastRow="0" w:noHBand="0" w:noVBand="1" w:val="04A0"/>
       </w:tblPr>
       <w:tblGrid>
-        <w:gridCol w:w="1757"/>
-        <w:gridCol w:w="1757"/>
-        <w:gridCol w:w="1757"/>
-        <w:gridCol w:w="1757"/>
-        <w:gridCol w:w="1757"/>
-        <w:gridCol w:w="1757"/>
+        <w:gridCol w:w="3475"/>
+        <w:gridCol w:w="3475"/>
+        <w:gridCol w:w="3475"/>
       </w:tblGrid>
       <w:tr>
         <w:tc>
           <w:tcPr>
-            <w:tcW w:type="dxa" w:w="1757"/>
-            <w:tcMar>
-              <w:top w:w="40" w:type="dxa"/>
-              <w:start w:w="40" w:type="dxa"/>
-              <w:bottom w:w="40" w:type="dxa"/>
-              <w:end w:w="40" w:type="dxa"/>
-            </w:tcMar>
+            <w:tcW w:type="dxa" w:w="3475"/>
+            <w:vAlign w:val="top"/>
           </w:tcPr>
           <w:p>
             <w:r>
-              <w:t xml:space="preserve">        </w:t>
-            </w:r>
-          </w:p>
-        </w:tc>
-        <w:tc>
-          <w:tcPr>
-            <w:tcW w:type="dxa" w:w="1757"/>
-            <w:tcMar>
-              <w:top w:w="40" w:type="dxa"/>
-              <w:start w:w="40" w:type="dxa"/>
-              <w:bottom w:w="40" w:type="dxa"/>
-              <w:end w:w="40" w:type="dxa"/>
-            </w:tcMar>
-          </w:tcPr>
-          <w:p>
-            <w:r>
-              <w:t xml:space="preserve">        </w:t>
-            </w:r>
-          </w:p>
-        </w:tc>
-        <w:tc>
-          <w:tcPr>
-            <w:tcW w:type="dxa" w:w="1757"/>
-            <w:tcMar>
-              <w:top w:w="40" w:type="dxa"/>
-              <w:start w:w="40" w:type="dxa"/>
-              <w:bottom w:w="40" w:type="dxa"/>
-              <w:end w:w="40" w:type="dxa"/>
-            </w:tcMar>
-          </w:tcPr>
-          <w:p>
-            <w:r>
-              <w:t xml:space="preserve">        </w:t>
-            </w:r>
-          </w:p>
-        </w:tc>
-        <w:tc>
-          <w:tcPr>
-            <w:tcW w:type="dxa" w:w="1757"/>
-            <w:tcMar>
-              <w:top w:w="40" w:type="dxa"/>
-              <w:start w:w="40" w:type="dxa"/>
-              <w:bottom w:w="40" w:type="dxa"/>
-              <w:end w:w="40" w:type="dxa"/>
-            </w:tcMar>
-          </w:tcPr>
-          <w:p>
-            <w:r>
-              <w:t xml:space="preserve">        </w:t>
-            </w:r>
-          </w:p>
-        </w:tc>
-        <w:tc>
-          <w:tcPr>
-            <w:tcW w:type="dxa" w:w="1757"/>
-            <w:tcMar>
-              <w:top w:w="40" w:type="dxa"/>
-              <w:start w:w="40" w:type="dxa"/>
-              <w:bottom w:w="40" w:type="dxa"/>
-              <w:end w:w="40" w:type="dxa"/>
-            </w:tcMar>
-          </w:tcPr>
-          <w:p>
-            <w:r>
-              <w:t xml:space="preserve">        </w:t>
-            </w:r>
-          </w:p>
-        </w:tc>
-        <w:tc>
-          <w:tcPr>
-            <w:tcW w:type="dxa" w:w="1757"/>
-            <w:tcMar>
-              <w:top w:w="40" w:type="dxa"/>
-              <w:start w:w="40" w:type="dxa"/>
-              <w:bottom w:w="40" w:type="dxa"/>
-              <w:end w:w="40" w:type="dxa"/>
-            </w:tcMar>
-          </w:tcPr>
-          <w:p>
-            <w:r>
-              <w:t xml:space="preserve">        </w:t>
-            </w:r>
-          </w:p>
-        </w:tc>
-      </w:tr>
-      <w:tr>
-        <w:tc>
-          <w:tcPr>
-            <w:tcW w:type="dxa" w:w="1757"/>
-            <w:tcMar>
-              <w:top w:w="40" w:type="dxa"/>
-              <w:start w:w="40" w:type="dxa"/>
-              <w:bottom w:w="40" w:type="dxa"/>
-              <w:end w:w="40" w:type="dxa"/>
-            </w:tcMar>
-          </w:tcPr>
-          <w:p>
-            <w:r>
-              <w:t xml:space="preserve">        </w:t>
-            </w:r>
-          </w:p>
-        </w:tc>
-        <w:tc>
-          <w:tcPr>
-            <w:tcW w:type="dxa" w:w="1757"/>
-            <w:tcMar>
-              <w:top w:w="40" w:type="dxa"/>
-              <w:start w:w="40" w:type="dxa"/>
-              <w:bottom w:w="40" w:type="dxa"/>
-              <w:end w:w="40" w:type="dxa"/>
-            </w:tcMar>
-          </w:tcPr>
-          <w:p>
-            <w:r>
-              <w:t xml:space="preserve">        </w:t>
-            </w:r>
-          </w:p>
-        </w:tc>
-        <w:tc>
-          <w:tcPr>
-            <w:tcW w:type="dxa" w:w="1757"/>
-            <w:tcMar>
-              <w:top w:w="40" w:type="dxa"/>
-              <w:start w:w="40" w:type="dxa"/>
-              <w:bottom w:w="40" w:type="dxa"/>
-              <w:end w:w="40" w:type="dxa"/>
-            </w:tcMar>
-          </w:tcPr>
-          <w:p>
-            <w:r>
-              <w:t xml:space="preserve">        </w:t>
-            </w:r>
-          </w:p>
-        </w:tc>
-        <w:tc>
-          <w:tcPr>
-            <w:tcW w:type="dxa" w:w="1757"/>
-            <w:tcMar>
-              <w:top w:w="40" w:type="dxa"/>
-              <w:start w:w="40" w:type="dxa"/>
-              <w:bottom w:w="40" w:type="dxa"/>
-              <w:end w:w="40" w:type="dxa"/>
-            </w:tcMar>
-          </w:tcPr>
-          <w:p>
-            <w:r>
-              <w:t xml:space="preserve">        </w:t>
-            </w:r>
-          </w:p>
-        </w:tc>
-        <w:tc>
-          <w:tcPr>
-            <w:tcW w:type="dxa" w:w="1757"/>
-            <w:tcMar>
-              <w:top w:w="40" w:type="dxa"/>
-              <w:start w:w="40" w:type="dxa"/>
-              <w:bottom w:w="40" w:type="dxa"/>
-              <w:end w:w="40" w:type="dxa"/>
-            </w:tcMar>
-          </w:tcPr>
-          <w:p>
-            <w:r>
-              <w:t xml:space="preserve">        </w:t>
-            </w:r>
-          </w:p>
-        </w:tc>
-        <w:tc>
-          <w:tcPr>
-            <w:tcW w:type="dxa" w:w="1757"/>
-            <w:tcMar>
-              <w:top w:w="40" w:type="dxa"/>
-              <w:start w:w="40" w:type="dxa"/>
-              <w:bottom w:w="40" w:type="dxa"/>
-              <w:end w:w="40" w:type="dxa"/>
-            </w:tcMar>
-          </w:tcPr>
-          <w:p>
-            <w:r>
-              <w:t xml:space="preserve">        </w:t>
-            </w:r>
-          </w:p>
-        </w:tc>
-      </w:tr>
-    </w:tbl>
-    <w:p>
-      <w:pPr>
-        <w:spacing w:before="140" w:after="60"/>
-      </w:pPr>
-      <w:r>
-        <w:rPr>
-          <w:b/>
-          <w:sz w:val="23"/>
-        </w:rPr>
-        <w:t>FRA-P1-02 — Nommer une fraction simple</w:t>
-      </w:r>
-    </w:p>
-    <w:p>
-      <w:pPr>
-        <w:spacing w:after="40"/>
-      </w:pPr>
-      <w:r>
-        <w:rPr>
-          <w:b w:val="0"/>
-        </w:rPr>
-        <w:t>Écris en chiffres : une moitié = ______    un tiers = ______    un quart = ______</w:t>
-      </w:r>
-    </w:p>
-    <w:p>
-      <w:pPr>
-        <w:spacing w:after="40"/>
-      </w:pPr>
-      <w:r>
-        <w:rPr>
-          <w:b w:val="0"/>
-        </w:rPr>
-        <w:t>Lis à voix haute à l’enseignant : 1/2 ; 1/3 ; 3/4.</w:t>
-      </w:r>
-    </w:p>
-    <w:p>
-      <w:pPr>
-        <w:spacing w:before="140" w:after="60"/>
-      </w:pPr>
-      <w:r>
-        <w:rPr>
-          <w:b/>
-          <w:sz w:val="23"/>
-        </w:rPr>
-        <w:t>CAL-P1-01 — Restituer les tables d’addition</w:t>
-      </w:r>
-    </w:p>
-    <w:p>
-      <w:pPr>
-        <w:spacing w:after="40"/>
-      </w:pPr>
-      <w:r>
-        <w:rPr>
-          <w:b w:val="0"/>
-        </w:rPr>
-        <w:t>Écris le résultat : 7 + 6 = ____   8 + 5 = ____   9 + 4 = ____   6 + 8 = ____   5 + 7 = ____</w:t>
-      </w:r>
-    </w:p>
-    <w:p>
-      <w:pPr>
-        <w:spacing w:before="140" w:after="60"/>
-      </w:pPr>
-      <w:r>
-        <w:rPr>
-          <w:b/>
-          <w:sz w:val="23"/>
-        </w:rPr>
-        <w:t>CAL-P1-02 — Trouver un complément à 10 ou 100</w:t>
-      </w:r>
-    </w:p>
-    <w:p>
-      <w:pPr>
-        <w:spacing w:after="40"/>
-      </w:pPr>
-      <w:r>
-        <w:rPr>
-          <w:b w:val="0"/>
-        </w:rPr>
-        <w:t>Complète : 7 + ____ = 10     36 + ____ = 100     68 + ____ = 100     95 + ____ = 100</w:t>
-      </w:r>
-    </w:p>
-    <w:p>
-      <w:pPr>
-        <w:spacing w:before="140" w:after="60"/>
-      </w:pPr>
-      <w:r>
-        <w:rPr>
-          <w:b/>
-          <w:sz w:val="23"/>
-        </w:rPr>
-        <w:t>CAL-P1-03 — Ajouter ou retrancher 9, 19 ou 29</w:t>
-      </w:r>
-    </w:p>
-    <w:p>
-      <w:pPr>
-        <w:spacing w:after="40"/>
-      </w:pPr>
-      <w:r>
-        <w:rPr>
-          <w:b w:val="0"/>
-        </w:rPr>
-        <w:t>Calcule mentalement : 54 + 9 = ____   72 + 19 = ____   83 - 9 = ____   146 - 29 = ____</w:t>
-      </w:r>
-    </w:p>
-    <w:p>
-      <w:pPr>
-        <w:spacing w:before="140" w:after="60"/>
-      </w:pPr>
-      <w:r>
-        <w:rPr>
-          <w:b/>
-          <w:sz w:val="23"/>
-        </w:rPr>
-        <w:t>OPE-P1-01 — Poser une addition</w:t>
-      </w:r>
-    </w:p>
-    <w:p>
-      <w:pPr>
-        <w:spacing w:after="40"/>
-      </w:pPr>
-      <w:r>
-        <w:rPr>
-          <w:b w:val="0"/>
-        </w:rPr>
-        <w:t>Pose et calcule : 2 386 + 1 457        6 008 + 2 275</w:t>
-      </w:r>
-    </w:p>
-    <w:tbl>
-      <w:tblPr>
-        <w:tblW w:type="auto" w:w="0"/>
-        <w:jc w:val="center"/>
-        <w:tblLook w:firstColumn="1" w:firstRow="1" w:lastColumn="0" w:lastRow="0" w:noHBand="0" w:noVBand="1" w:val="04A0"/>
-      </w:tblPr>
-      <w:tblGrid>
-        <w:gridCol w:w="5270"/>
-        <w:gridCol w:w="5270"/>
-      </w:tblGrid>
-      <w:tr>
-        <w:tc>
-          <w:tcPr>
-            <w:tcW w:type="dxa" w:w="5270"/>
-            <w:tcMar>
-              <w:top w:w="40" w:type="dxa"/>
-              <w:start w:w="100" w:type="dxa"/>
-              <w:bottom w:w="40" w:type="dxa"/>
-              <w:end w:w="100" w:type="dxa"/>
-            </w:tcMar>
-          </w:tcPr>
-          <w:p>
-            <w:r>
+              <w:t>247 + 36</w:t>
+              <w:br/>
               <w:br/>
               <w:br/>
               <w:br/>
@@ -623,16 +160,29 @@
         </w:tc>
         <w:tc>
           <w:tcPr>
-            <w:tcW w:type="dxa" w:w="5270"/>
-            <w:tcMar>
-              <w:top w:w="40" w:type="dxa"/>
-              <w:start w:w="100" w:type="dxa"/>
-              <w:bottom w:w="40" w:type="dxa"/>
-              <w:end w:w="100" w:type="dxa"/>
-            </w:tcMar>
+            <w:tcW w:type="dxa" w:w="3475"/>
+            <w:vAlign w:val="top"/>
           </w:tcPr>
           <w:p>
             <w:r>
+              <w:t>1 325 + 248</w:t>
+              <w:br/>
+              <w:br/>
+              <w:br/>
+              <w:br/>
+              <w:br/>
+            </w:r>
+          </w:p>
+        </w:tc>
+        <w:tc>
+          <w:tcPr>
+            <w:tcW w:type="dxa" w:w="3475"/>
+            <w:vAlign w:val="top"/>
+          </w:tcPr>
+          <w:p>
+            <w:r>
+              <w:t>4 067 + 519</w:t>
+              <w:br/>
               <w:br/>
               <w:br/>
               <w:br/>
@@ -644,199 +194,18 @@
     </w:tbl>
     <w:p>
       <w:pPr>
-        <w:spacing w:before="140" w:after="60"/>
-      </w:pPr>
-      <w:r>
-        <w:rPr>
-          <w:b/>
-          <w:sz w:val="23"/>
-        </w:rPr>
-        <w:t>PRO-P1-02 — Résoudre un problème additif en une étape</w:t>
-      </w:r>
-    </w:p>
-    <w:p>
-      <w:pPr>
-        <w:spacing w:after="40"/>
-      </w:pPr>
-      <w:r>
-        <w:rPr>
-          <w:b w:val="0"/>
-        </w:rPr>
-        <w:t>Dans la bibliothèque, il y a 1 128 albums et 2 245 romans. Combien y a-t-il de livres en tout ?</w:t>
-      </w:r>
-    </w:p>
-    <w:p>
-      <w:pPr>
-        <w:spacing w:after="40"/>
-      </w:pPr>
-      <w:r>
-        <w:rPr>
-          <w:b w:val="0"/>
-        </w:rPr>
-        <w:t>Schéma ou calcul : ____________________________________________________________________</w:t>
-      </w:r>
-    </w:p>
-    <w:p>
-      <w:pPr>
-        <w:spacing w:after="40"/>
-      </w:pPr>
-      <w:r>
-        <w:rPr>
-          <w:b w:val="0"/>
-        </w:rPr>
-        <w:t>Phrase-réponse : ______________________________________________________________________</w:t>
-      </w:r>
-    </w:p>
-    <w:p>
-      <w:pPr>
-        <w:spacing w:before="140" w:after="60"/>
-      </w:pPr>
-      <w:r>
-        <w:rPr>
-          <w:b/>
-          <w:sz w:val="23"/>
-        </w:rPr>
-        <w:t>GEO-P1-01 — Reconnaître un point, une droite et un segment</w:t>
-      </w:r>
-    </w:p>
-    <w:p>
-      <w:pPr>
-        <w:spacing w:after="40"/>
-      </w:pPr>
-      <w:r>
-        <w:rPr>
-          <w:b w:val="0"/>
-        </w:rPr>
-        <w:t>Sur la figure donnée par l’enseignant : entoure un point, repasse une droite en bleu et un segment en rouge.</w:t>
-      </w:r>
-    </w:p>
-    <w:p>
-      <w:pPr>
-        <w:spacing w:before="140" w:after="60"/>
-      </w:pPr>
-      <w:r>
-        <w:rPr>
-          <w:b/>
-          <w:sz w:val="23"/>
-        </w:rPr>
-        <w:t>GEO-P1-02 — Vérifier un alignement</w:t>
-      </w:r>
-    </w:p>
-    <w:p>
-      <w:pPr>
-        <w:spacing w:after="40"/>
-      </w:pPr>
-      <w:r>
-        <w:rPr>
-          <w:b w:val="0"/>
-        </w:rPr>
-        <w:t>Avec ta règle, vérifie si les trois points indiqués par l’enseignant sont alignés. Écris ta conclusion :</w:t>
-      </w:r>
-    </w:p>
-    <w:p>
-      <w:pPr>
-        <w:spacing w:after="40"/>
-      </w:pPr>
-      <w:r>
-        <w:rPr>
-          <w:b w:val="0"/>
-        </w:rPr>
-        <w:t>_______________________________________________________________________________________</w:t>
-      </w:r>
-    </w:p>
-    <w:p>
-      <w:pPr>
-        <w:spacing w:before="140" w:after="60"/>
-      </w:pPr>
-      <w:r>
-        <w:rPr>
-          <w:b/>
-          <w:sz w:val="23"/>
-        </w:rPr>
-        <w:t>MES-P1-01 — Mesurer une longueur en cm et mm</w:t>
-      </w:r>
-    </w:p>
-    <w:p>
-      <w:pPr>
-        <w:spacing w:after="40"/>
-      </w:pPr>
-      <w:r>
-        <w:rPr>
-          <w:b w:val="0"/>
-        </w:rPr>
-        <w:t>Mesure les deux segments donnés par l’enseignant et écris chaque mesure avec son unité.</w:t>
-      </w:r>
-    </w:p>
-    <w:p>
-      <w:pPr>
-        <w:spacing w:after="40"/>
-      </w:pPr>
-      <w:r>
-        <w:rPr>
-          <w:b w:val="0"/>
-        </w:rPr>
-        <w:t>Segment 1 : __________    Segment 2 : __________</w:t>
-      </w:r>
-    </w:p>
-    <w:p>
-      <w:pPr>
-        <w:spacing w:before="140" w:after="60"/>
-      </w:pPr>
-      <w:r>
-        <w:rPr>
-          <w:b/>
-          <w:sz w:val="23"/>
-        </w:rPr>
-        <w:t>MES-P1-02 — Tracer un segment de longueur donnée</w:t>
-      </w:r>
-    </w:p>
-    <w:p>
-      <w:pPr>
-        <w:spacing w:after="40"/>
-      </w:pPr>
-      <w:r>
-        <w:rPr>
-          <w:b w:val="0"/>
-        </w:rPr>
-        <w:t>Trace un segment [EF] de 6 cm.</w:t>
-      </w:r>
-    </w:p>
-    <w:p>
-      <w:pPr>
-        <w:spacing w:after="40"/>
-      </w:pPr>
-      <w:r>
-        <w:rPr>
-          <w:b w:val="0"/>
-        </w:rPr>
-        <w:t>_______________________________________________________________________________________</w:t>
-      </w:r>
-    </w:p>
-    <w:p>
-      <w:pPr>
-        <w:spacing w:after="40"/>
+        <w:jc w:val="center"/>
       </w:pPr>
       <w:r>
         <w:rPr>
           <w:b/>
         </w:rPr>
-        <w:t>Auto-vérification</w:t>
-      </w:r>
-    </w:p>
-    <w:p>
-      <w:pPr>
-        <w:spacing w:after="40"/>
-      </w:pPr>
-      <w:r>
-        <w:rPr>
-          <w:b w:val="0"/>
-        </w:rPr>
-        <w:t>☐ J’ai relu les consignes.   ☐ J’ai écrit les unités.   ☐ J’ai utilisé ma règle correctement.</w:t>
+        <w:t>Tu as terminé : vérifie l’alignement des chiffres.</w:t>
       </w:r>
     </w:p>
     <w:sectPr>
       <w:pgSz w:w="12240" w:h="15840"/>
-      <w:pgMar w:top="794" w:right="850" w:bottom="794" w:left="850" w:header="720" w:footer="720" w:gutter="0"/>
+      <w:pgMar w:top="794" w:right="907" w:bottom="794" w:left="907" w:header="720" w:footer="720" w:gutter="0"/>
       <w:cols w:space="720"/>
       <w:docGrid w:linePitch="360"/>
     </w:sectPr>
@@ -1208,8 +577,8 @@
     <w:qFormat/>
     <w:rsid w:val="00FC693F"/>
     <w:rPr>
-      <w:rFonts w:ascii="Arial" w:hAnsi="Arial"/>
-      <w:sz w:val="21"/>
+      <w:rFonts w:ascii="Aptos" w:hAnsi="Aptos"/>
+      <w:sz w:val="22"/>
     </w:rPr>
   </w:style>
   <w:style w:type="paragraph" w:styleId="Header">
